--- a/manuscript/journal_package/Manuscript.docx
+++ b/manuscript/journal_package/Manuscript.docx
@@ -162,7 +162,7 @@
       </w:r>
       <w:r>
         <w:rPr/>
-        <w:t xml:space="preserve"> MXene. In both redocking controls the crystal-like erlotinib pose (root-mean-square deviation ≤ 1.44 Å) is found but not ranked first (top poses 5.9 and 7.6 Å), so the docking scores are exploratory. The GFN2-xTB and GFN1-xTB tight-binding methods fail for this metallic carrier: neutral finite flakes do not converge, GFN2-xTB places the lattice minimum 11% below the known lattice constant, and GFN1-xTB has no minimum. Adsorption of four alkylating agents was therefore computed with periodic density functional theory. A ridge model of the docking score on four descriptors is weak (</w:t>
+        <w:t xml:space="preserve"> MXene. In both redocking controls the crystal-like erlotinib pose (root-mean-square deviation ≤ 1.44 Å) is found but not ranked first (top poses 5.9 and 7.6 Å), so the docking scores are exploratory. The GFN2-xTB and GFN1-xTB tight-binding methods fail for this metallic carrier: neutral finite flakes do not converge, GFN2-xTB places the lattice minimum 11% below the PBE-D3 lattice constant, and GFN1-xTB has no minimum. Adsorption of four alkylating agents was therefore computed with periodic density functional theory. A ridge model of the docking score on four descriptors is weak (</w:t>
       </w:r>
       <w:r>
         <w:rPr>
@@ -386,7 +386,17 @@
       </w:r>
       <w:r>
         <w:rPr/>
-        <w:t xml:space="preserve"> is metallic [10]. This matters for modelling, because the GFN tight-binding methods often used to screen drug–carrier pairs were parametrised mainly on molecular reference data [11, 12], and their reliability for a metallic transition-metal carbide cannot be assumed.</w:t>
+        <w:t xml:space="preserve"> is metallic (its PBE-D3 density of states at the Fermi level, computed here, is about 1 state eV</w:t>
+      </w:r>
+      <w:r>
+        <w:rPr>
+          <w:vertAlign w:val="superscript"/>
+        </w:rPr>
+        <w:t>−1</w:t>
+      </w:r>
+      <w:r>
+        <w:rPr/>
+        <w:t xml:space="preserve"> per formula unit; Online Resource 1). This matters for modelling, because the GFN tight-binding methods often used to screen drug–carrier pairs were parametrised mainly on molecular reference data [10, 11], and their reliability for a metallic transition-metal carbide cannot be assumed.</w:t>
       </w:r>
     </w:p>
     <w:p>
@@ -454,7 +464,7 @@
       </w:pPr>
       <w:r>
         <w:rPr/>
-        <w:t>The cohort comprises 33 drugs approved for, or investigated in, glioblastoma. Every structure was retrieved from PubChem by name [13], standardised to the largest organic fragment in its neutral form, and checked by InChIKey (Table S1). By mechanism the drugs form four families: 5 alkylating agents, 5 EGFR inhibitors, 19 other kinase inhibitors and 4 other targeted agents (mTOR, proteasome and HDAC inhibitors).</w:t>
+        <w:t>The cohort comprises 33 drugs approved for, or investigated in, glioblastoma. Every structure was retrieved from PubChem by name [12], standardised to the largest organic fragment in its neutral form, and checked by InChIKey (Table S1). By mechanism the drugs form four families: 5 alkylating agents, 5 EGFR inhibitors, 19 other kinase inhibitors and 4 other targeted agents (mTOR, proteasome and HDAC inhibitors).</w:t>
       </w:r>
     </w:p>
     <w:p>
@@ -473,7 +483,7 @@
       </w:pPr>
       <w:r>
         <w:rPr/>
-        <w:t>The receptor is chain A of the EGFR kinase domain in complex with erlotinib (PDB 1M17) [14, 15]. Waters and erlotinib were removed, missing side-chain atoms and hydrogens (pH 7.4) were added with PDBFixer [16], and the added atoms were relaxed by a short restrained minimisation (Amber14, deposited heavy atoms held fixed); unresolved loops were not modelled. AutoDock atom types were assigned with Meeko; two C-terminal residues that Meeko could not type (His964 and Leu977, 22 and 27 Å from erlotinib) were left out. Ligands were built from SMILES with RDKit [17]: 30 ETKDGv3 conformers [18] were minimised with MMFF94 [19], and because AutoDock Vina treats rings as rigid, up to five conformers with distinct ring geometries (ring-atom RMSD &gt; 0.25 Å) were docked and the best score was kept. Docking used AutoDock Vina 1.2.7 [20, 21] in a 22 Å cubic box centred on erlotinib, with exhaustiveness 16, nine output modes and a fixed seed. Bortezomib, a boronic acid, was not docked, because AutoDock Vina has no atom type for boron. Two controls were run: erlotinib redocked from its crystal conformation, and erlotinib rebuilt from SMILES through the production protocol. For each control the heavy-atom RMSD of every output mode to the crystal pose was computed with RDKit, symmetry-aware and without re-alignment. Residues with any heavy atom within 4.0 Å of a top pose were counted as contacts, and N/O pairs within 3.5 Å as polar contacts. Ligand efficiency is the score divided by the number of heavy atoms [22].</w:t>
+        <w:t>The receptor is chain A of the EGFR kinase domain in complex with erlotinib (PDB 1M17) [13, 14]. Waters and erlotinib were removed, missing side-chain atoms and hydrogens (pH 7.4) were added with PDBFixer [15], and the added atoms were relaxed by a short restrained minimisation (Amber14, deposited heavy atoms held fixed); unresolved loops were not modelled. AutoDock atom types were assigned with Meeko; two C-terminal residues that Meeko could not type (His964 and Leu977, 22 and 27 Å from erlotinib) were left out. Ligands were built from SMILES with RDKit [16]: 30 ETKDGv3 conformers [17] were minimised with MMFF94 [18], and because AutoDock Vina treats rings as rigid, up to five conformers with distinct ring geometries (ring-atom RMSD &gt; 0.25 Å) were docked and the best score was kept. Docking used AutoDock Vina 1.2.7 [19, 20] in a 22 Å cubic box centred on erlotinib, with exhaustiveness 16, nine output modes and a fixed seed. Bortezomib, a boronic acid, was not docked, because AutoDock Vina has no atom type for boron. Two controls were run: erlotinib redocked from its crystal conformation, and erlotinib rebuilt from SMILES through the production protocol. For each control the heavy-atom RMSD of every output mode to the crystal pose was computed with RDKit, symmetry-aware and without re-alignment. Residues with any heavy atom within 4.0 Å of a top pose were counted as contacts, and N/O pairs within 3.5 Å as polar contacts. Ligand efficiency is the score divided by the number of heavy atoms [21].</w:t>
       </w:r>
     </w:p>
     <w:p>
@@ -552,7 +562,7 @@
       </w:r>
       <w:r>
         <w:rPr/>
-        <w:t xml:space="preserve"> flake cut from the crystal lattice (and smaller cuts of it), computed with GFN2-xTB [12] and GFN1-xTB [11] (xtb 6.7.1) at electronic temperatures of 300–3000 K, in several charge and spin states, with damped SCF and alternative initial guesses (Table S2). The second was the periodic slab: a 4×4 cell with O above the Ti atoms of the middle layer in a 25 Å high cell (about 18 Å of vacuum), computed with GFN2-xTB and GFN1-xTB as implemented in tblite (Γ point, Fermi smearing at 1500 K) at in-plane lattice constants from 2.60 to 3.25 Å.</w:t>
+        <w:t xml:space="preserve"> flake cut from the crystal lattice (and smaller cuts of it), computed with GFN2-xTB [11] and GFN1-xTB [10] (xtb 6.7.1) at electronic temperatures of 300–3000 K, in several charge and spin states, with damped SCF and alternative initial guesses (Table S2). The second was the periodic slab: a 4×4 cell with O above the Ti atoms of the middle layer in a 25 Å high cell (about 18 Å of vacuum), computed with GFN2-xTB and GFN1-xTB as implemented in tblite (Γ point, Fermi smearing at 1500 K) at in-plane lattice constants from 2.60 to 3.25 Å.</w:t>
       </w:r>
     </w:p>
     <w:p>
@@ -571,7 +581,7 @@
       </w:pPr>
       <w:r>
         <w:rPr/>
-        <w:t>Adsorption was computed with Quantum ESPRESSO 7.5 [23, 24], using the PBE functional [25] with D3 dispersion [26], SSSP 1.3 efficiency pseudopotentials [27], plane-wave cutoffs of 50 Ry (wavefunctions) and 400 Ry (density), and Marzari–Vanderbilt smearing of 0.01 Ry [28]. The carrier is a 4×4 Ti</w:t>
+        <w:t>Adsorption was computed with Quantum ESPRESSO 7.5 [22, 23], using the PBE functional [24] with D3 dispersion [25], SSSP 1.3 efficiency pseudopotentials [26], plane-wave cutoffs of 50 Ry (wavefunctions) and 400 Ry (density), and Marzari–Vanderbilt smearing of 0.01 Ry [27]. The carrier is a 4×4 Ti</w:t>
       </w:r>
       <w:r>
         <w:rPr>
@@ -601,7 +611,7 @@
       </w:r>
       <w:r>
         <w:rPr/>
-        <w:t xml:space="preserve"> slab (112 atoms) at the lattice constant a = 3.03 Å [10], with 20 Å of vacuum. Only the surface that meets the drug relaxed: the upper O layer and the outer Ti layer below it (32 of the 112 atoms), together with the drug (BFGS, residual forces below 2 × 10</w:t>
+        <w:t xml:space="preserve"> slab (112 atoms) at the lattice constant a = 3.03 Å, within 0.3% of the PBE-D3 optimum of the primitive cell computed with the same settings (3.022 Å, 12×12×1 k-points; Online Resource 1), with 20 Å of vacuum. Only the surface that meets the drug relaxed: the upper O layer and the outer Ti layer below it (32 of the 112 atoms), together with the drug (BFGS, residual forces below 2 × 10</w:t>
       </w:r>
       <w:r>
         <w:rPr>
@@ -792,7 +802,7 @@
       </w:r>
       <w:r>
         <w:rPr/>
-        <w:t xml:space="preserve"> and the number of rotatable bonds. The target is the Vina score of the 32 docked drugs. A ridge-regression model (scikit-learn [29]; standardisation and ridge in one pipeline, penalty chosen from 25 values between 10</w:t>
+        <w:t xml:space="preserve"> and the number of rotatable bonds. The target is the Vina score of the 32 docked drugs. A ridge-regression model (scikit-learn [28]; standardisation and ridge in one pipeline, penalty chosen from 25 values between 10</w:t>
       </w:r>
       <w:r>
         <w:rPr>
@@ -812,7 +822,7 @@
       </w:r>
       <w:r>
         <w:rPr/>
-        <w:t xml:space="preserve">) was evaluated by nested cross-validation, with five outer folds for performance and five inner folds for the penalty [30]. Chance correlation was tested by repeating the whole procedure on 1,000 random permutations of the target [31], and the applicability domain follows OECD principle 3 [32–34] (warning leverage </w:t>
+        <w:t xml:space="preserve">) was evaluated by nested cross-validation, with five outer folds for performance and five inner folds for the penalty [29]. Chance correlation was tested by repeating the whole procedure on 1,000 random permutations of the target [30], and the applicability domain follows OECD principle 3 [31–33] (warning leverage </w:t>
       </w:r>
       <w:r>
         <w:rPr>
@@ -1068,7 +1078,7 @@
       </w:r>
       <w:r>
         <w:rPr/>
-        <w:t>, ranking 25th of 32. The score becomes more favourable with molecular size (Spearman ρ = −0.66 between heavy-atom count and score). Ligand efficiency, which divides the score by the number of heavy atoms, is highest for the small alkylating agents (Fig. 3b), a known tendency of this metric for small ligands [22], even though these drugs do not act on EGFR. These trends describe how the drugs fit a kinase pocket, which is relevant to off-target binding, but they carry no information about the alkylating mechanism.</w:t>
+        <w:t>, ranking 25th of 32. The score becomes more favourable with molecular size (Spearman ρ = −0.66 between heavy-atom count and score). Ligand efficiency, which divides the score by the number of heavy atoms, is highest for the small alkylating agents (Fig. 3b), a known tendency of this metric for small ligands [21], even though these drugs do not act on EGFR. These trends describe how the drugs fit a kinase pocket, which is relevant to off-target binding, but they carry no information about the alkylating mechanism.</w:t>
       </w:r>
     </w:p>
     <w:p>
@@ -1368,7 +1378,7 @@
       </w:r>
       <w:r>
         <w:rPr/>
-        <w:t xml:space="preserve"> (3.03 Å), which lies 12.5 eV per formula unit above that minimum, and the energy jumps by 31.0 eV per formula unit between 2.65 and 2.70 Å. GFN1-xTB did not converge at 6 of the 14 lattice constants (every value up to 2.85 Å), returned energies about 6 times too negative at 2.90 and 2.95 Å, and in its converged range (a ≥ 3.00 Å) decreases monotonically toward the smallest converged value, so it has no defined minimum. A description of adsorption on this carrier therefore needs density functional theory.</w:t>
+        <w:t xml:space="preserve"> used for the DFT slab (3.03 Å), which lies 12.5 eV per formula unit above that minimum, and the energy jumps by 31.0 eV per formula unit between 2.65 and 2.70 Å. GFN1-xTB did not converge at 6 of the 14 lattice constants (every value up to 2.85 Å), returned energies about 6 times too negative at 2.90 and 2.95 Å, and in its converged range (a ≥ 3.00 Å) decreases monotonically toward the smallest converged value, so it has no defined minimum. A description of adsorption on this carrier therefore needs density functional theory.</w:t>
       </w:r>
     </w:p>
     <w:p>
@@ -1498,7 +1508,7 @@
         <w:rPr>
           <w:sz w:val="20"/>
         </w:rPr>
-        <w:t xml:space="preserve"> Energy per formula unit of the periodic slab against the in-plane lattice constant with GFN2-xTB and GFN1-xTB (tblite, Γ point, 1500 K), relative to the lowest value of each method; crosses mark lattice constants at which the SCF failed or gave unphysical energies. The dotted line marks a = 3.03 Å</w:t>
+        <w:t xml:space="preserve"> Energy per formula unit of the periodic slab against the in-plane lattice constant with GFN2-xTB and GFN1-xTB (tblite, Γ point, 1500 K), relative to the lowest value of each method; crosses mark lattice constants at which the SCF failed or gave unphysical energies. The dotted line marks a = 3.03 Å, the lattice constant of the DFT slab (PBE-D3 optimum 3.022 Å)</w:t>
       </w:r>
     </w:p>
     <w:p>
@@ -2612,7 +2622,7 @@
         <w:rPr>
           <w:sz w:val="20"/>
         </w:rPr>
-        <w:t>10. Khazaei M, Arai M, Sasaki T, Chung C, Venkataramanan NS, Estili M, Sakka Y, Kawazoe Y (2013) Novel Electronic and Magnetic Properties of Two‐Dimensional Transition Metal Carbides and Nitrides. Adv Funct Mater 23:2185–2192. https://doi.org/10.1002/adfm.201202502</w:t>
+        <w:t>10. Grimme S, Bannwarth C, Shushkov P (2017) A Robust and Accurate Tight-Binding Quantum Chemical Method for Structures, Vibrational Frequencies, and Noncovalent Interactions of Large Molecular Systems Parametrized for All spd-Block Elements (Z = 1–86). J Chem Theory Comput 13:1989–2009. https://doi.org/10.1021/acs.jctc.7b00118</w:t>
       </w:r>
     </w:p>
     <w:p>
@@ -2624,7 +2634,7 @@
         <w:rPr>
           <w:sz w:val="20"/>
         </w:rPr>
-        <w:t>11. Grimme S, Bannwarth C, Shushkov P (2017) A Robust and Accurate Tight-Binding Quantum Chemical Method for Structures, Vibrational Frequencies, and Noncovalent Interactions of Large Molecular Systems Parametrized for All spd-Block Elements (Z = 1–86). J Chem Theory Comput 13:1989–2009. https://doi.org/10.1021/acs.jctc.7b00118</w:t>
+        <w:t>11. Bannwarth C, Ehlert S, Grimme S (2019) GFN2-xTB — an accurate and broadly parametrized self-consistent tight-binding quantum chemical method with multipole electrostatics and density-dependent dispersion contributions. J Chem Theory Comput 15:1652–1671. https://doi.org/10.1021/acs.jctc.8b01176</w:t>
       </w:r>
     </w:p>
     <w:p>
@@ -2636,7 +2646,7 @@
         <w:rPr>
           <w:sz w:val="20"/>
         </w:rPr>
-        <w:t>12. Bannwarth C, Ehlert S, Grimme S (2019) GFN2-xTB — an accurate and broadly parametrized self-consistent tight-binding quantum chemical method with multipole electrostatics and density-dependent dispersion contributions. J Chem Theory Comput 15:1652–1671. https://doi.org/10.1021/acs.jctc.8b01176</w:t>
+        <w:t>12. Kim S, Chen J, Cheng T, Gindulyte A, He J, He S, Li Q, Shoemaker BA, Thiessen PA, Yu B et al (2021) PubChem in 2021: new data content and improved web interfaces. Nucleic Acids Res 49:D1388–D1395. https://doi.org/10.1093/nar/gkaa971</w:t>
       </w:r>
     </w:p>
     <w:p>
@@ -2648,7 +2658,7 @@
         <w:rPr>
           <w:sz w:val="20"/>
         </w:rPr>
-        <w:t>13. Kim S, Chen J, Cheng T, Gindulyte A, He J, He S, Li Q, Shoemaker BA, Thiessen PA, Yu B et al (2021) PubChem in 2021: new data content and improved web interfaces. Nucleic Acids Res 49:D1388–D1395. https://doi.org/10.1093/nar/gkaa971</w:t>
+        <w:t>13. Stamos J, Sliwkowski MX, Eigenbrot C (2002) Structure of the Epidermal Growth Factor Receptor Kinase Domain Alone and in Complex with a 4-Anilinoquinazoline Inhibitor. J Biol Chem 277:46265–46272. https://doi.org/10.1074/jbc.m207135200</w:t>
       </w:r>
     </w:p>
     <w:p>
@@ -2660,7 +2670,7 @@
         <w:rPr>
           <w:sz w:val="20"/>
         </w:rPr>
-        <w:t>14. Stamos J, Sliwkowski MX, Eigenbrot C (2002) Structure of the Epidermal Growth Factor Receptor Kinase Domain Alone and in Complex with a 4-Anilinoquinazoline Inhibitor. J Biol Chem 277:46265–46272. https://doi.org/10.1074/jbc.m207135200</w:t>
+        <w:t>14. Berman HM, Westbrook J, Feng Z, Gilliland G, Bhat TN, Weissig H, Shindyalov IN, Bourne PE (2000) The Protein Data Bank. Nucleic Acids Res 28:235–242. https://doi.org/10.1093/nar/28.1.235</w:t>
       </w:r>
     </w:p>
     <w:p>
@@ -2672,7 +2682,7 @@
         <w:rPr>
           <w:sz w:val="20"/>
         </w:rPr>
-        <w:t>15. Berman HM, Westbrook J, Feng Z, Gilliland G, Bhat TN, Weissig H, Shindyalov IN, Bourne PE (2000) The Protein Data Bank. Nucleic Acids Res 28:235–242. https://doi.org/10.1093/nar/28.1.235</w:t>
+        <w:t>15. Eastman P, Swails J, Chodera JD, McGibbon RT, Zhao Y, Beauchamp KA, Wang LP, Simmonett AC, Harrigan MP, Stern CD et al (2017) OpenMM 7: rapid development of high performance algorithms for molecular dynamics. PLoS Comput Biol 13:e1005659. https://doi.org/10.1371/journal.pcbi.1005659</w:t>
       </w:r>
     </w:p>
     <w:p>
@@ -2684,7 +2694,7 @@
         <w:rPr>
           <w:sz w:val="20"/>
         </w:rPr>
-        <w:t>16. Eastman P, Swails J, Chodera JD, McGibbon RT, Zhao Y, Beauchamp KA, Wang LP, Simmonett AC, Harrigan MP, Stern CD et al (2017) OpenMM 7: rapid development of high performance algorithms for molecular dynamics. PLoS Comput Biol 13:e1005659. https://doi.org/10.1371/journal.pcbi.1005659</w:t>
+        <w:t>16. Landrum G et al (2024) RDKit: open-source cheminformatics, version 2024.03. https://www.rdkit.org. https://doi.org/10.5281/zenodo.591637</w:t>
       </w:r>
     </w:p>
     <w:p>
@@ -2696,7 +2706,7 @@
         <w:rPr>
           <w:sz w:val="20"/>
         </w:rPr>
-        <w:t>17. Landrum G et al (2024) RDKit: open-source cheminformatics, version 2024.03. https://www.rdkit.org. https://doi.org/10.5281/zenodo.591637</w:t>
+        <w:t>17. Wang S, Witek J, Landrum GA, Riniker S (2020) Improving conformer generation for small rings and macrocycles based on distance geometry and experimental torsional-angle preferences. J Chem Inf Model 60:2044–2058. https://doi.org/10.1021/acs.jcim.0c00025</w:t>
       </w:r>
     </w:p>
     <w:p>
@@ -2708,7 +2718,7 @@
         <w:rPr>
           <w:sz w:val="20"/>
         </w:rPr>
-        <w:t>18. Wang S, Witek J, Landrum GA, Riniker S (2020) Improving conformer generation for small rings and macrocycles based on distance geometry and experimental torsional-angle preferences. J Chem Inf Model 60:2044–2058. https://doi.org/10.1021/acs.jcim.0c00025</w:t>
+        <w:t>18. Halgren TA (1996) Merck molecular force field. I. Basis, form, scope, parameterization, and performance of MMFF94. J Comput Chem 17:490–519. https://doi.org/10.1002/(SICI)1096-987X(199604)17:5/6&lt;490::AID-JCC1&gt;3.0.CO;2-P</w:t>
       </w:r>
     </w:p>
     <w:p>
@@ -2720,7 +2730,7 @@
         <w:rPr>
           <w:sz w:val="20"/>
         </w:rPr>
-        <w:t>19. Halgren TA (1996) Merck molecular force field. I. Basis, form, scope, parameterization, and performance of MMFF94. J Comput Chem 17:490–519. https://doi.org/10.1002/(SICI)1096-987X(199604)17:5/6&lt;490::AID-JCC1&gt;3.0.CO;2-P</w:t>
+        <w:t>19. Trott O, Olson AJ (2010) AutoDock Vina: improving the speed and accuracy of docking with a new scoring function, efficient optimization, and multithreading. J Comput Chem 31:455–461. https://doi.org/10.1002/jcc.21334</w:t>
       </w:r>
     </w:p>
     <w:p>
@@ -2732,7 +2742,7 @@
         <w:rPr>
           <w:sz w:val="20"/>
         </w:rPr>
-        <w:t>20. Trott O, Olson AJ (2010) AutoDock Vina: improving the speed and accuracy of docking with a new scoring function, efficient optimization, and multithreading. J Comput Chem 31:455–461. https://doi.org/10.1002/jcc.21334</w:t>
+        <w:t>20. Eberhardt J, Santos-Martins D, Tillack AF, Forli S (2021) AutoDock Vina 1.2.0: new docking methods, expanded force field, and Python bindings. J Chem Inf Model 61:3891–3898. https://doi.org/10.1021/acs.jcim.1c00203</w:t>
       </w:r>
     </w:p>
     <w:p>
@@ -2744,7 +2754,7 @@
         <w:rPr>
           <w:sz w:val="20"/>
         </w:rPr>
-        <w:t>21. Eberhardt J, Santos-Martins D, Tillack AF, Forli S (2021) AutoDock Vina 1.2.0: new docking methods, expanded force field, and Python bindings. J Chem Inf Model 61:3891–3898. https://doi.org/10.1021/acs.jcim.1c00203</w:t>
+        <w:t>21. Hopkins AL, Keserü GM, Leeson PD, Rees DC, Reynolds CH (2014) The role of ligand efficiency metrics in drug discovery. Nat Rev Drug Discov 13:105–121. https://doi.org/10.1038/nrd4163</w:t>
       </w:r>
     </w:p>
     <w:p>
@@ -2756,7 +2766,7 @@
         <w:rPr>
           <w:sz w:val="20"/>
         </w:rPr>
-        <w:t>22. Hopkins AL, Keserü GM, Leeson PD, Rees DC, Reynolds CH (2014) The role of ligand efficiency metrics in drug discovery. Nat Rev Drug Discov 13:105–121. https://doi.org/10.1038/nrd4163</w:t>
+        <w:t>22. Giannozzi P, Baroni S, Bonini N, Calandra M, Car R, Cavazzoni C, Ceresoli D, Chiarotti GL, Cococcioni M, Dabo I et al (2009) QUANTUM ESPRESSO: a modular and open-source software project for quantum simulations of materials. J Phys Condens Matter 21:395502. https://doi.org/10.1088/0953-8984/21/39/395502</w:t>
       </w:r>
     </w:p>
     <w:p>
@@ -2768,7 +2778,7 @@
         <w:rPr>
           <w:sz w:val="20"/>
         </w:rPr>
-        <w:t>23. Giannozzi P, Baroni S, Bonini N, Calandra M, Car R, Cavazzoni C, Ceresoli D, Chiarotti GL, Cococcioni M, Dabo I et al (2009) QUANTUM ESPRESSO: a modular and open-source software project for quantum simulations of materials. J Phys Condens Matter 21:395502. https://doi.org/10.1088/0953-8984/21/39/395502</w:t>
+        <w:t>23. Giannozzi P, Andreussi O, Brumme T, Bunau O, Buongiorno Nardelli M, Calandra M, Car R, Cavazzoni C, Ceresoli D, Cococcioni M et al (2017) Advanced capabilities for materials modelling with Quantum ESPRESSO. J Phys Condens Matter 29:465901. https://doi.org/10.1088/1361-648x/aa8f79</w:t>
       </w:r>
     </w:p>
     <w:p>
@@ -2780,7 +2790,7 @@
         <w:rPr>
           <w:sz w:val="20"/>
         </w:rPr>
-        <w:t>24. Giannozzi P, Andreussi O, Brumme T, Bunau O, Buongiorno Nardelli M, Calandra M, Car R, Cavazzoni C, Ceresoli D, Cococcioni M et al (2017) Advanced capabilities for materials modelling with Quantum ESPRESSO. J Phys Condens Matter 29:465901. https://doi.org/10.1088/1361-648x/aa8f79</w:t>
+        <w:t>24. Perdew JP, Burke K, Ernzerhof M (1996) Generalized Gradient Approximation Made Simple. Phys Rev Lett 77:3865–3868. https://doi.org/10.1103/physrevlett.77.3865</w:t>
       </w:r>
     </w:p>
     <w:p>
@@ -2792,7 +2802,7 @@
         <w:rPr>
           <w:sz w:val="20"/>
         </w:rPr>
-        <w:t>25. Perdew JP, Burke K, Ernzerhof M (1996) Generalized Gradient Approximation Made Simple. Phys Rev Lett 77:3865–3868. https://doi.org/10.1103/physrevlett.77.3865</w:t>
+        <w:t>25. Grimme S, Antony J, Ehrlich S, Krieg H (2010) A consistent and accurate ab initio parametrization of density functional dispersion correction (DFT-D) for the 94 elements H-Pu. J Chem Phys 132:154104. https://doi.org/10.1063/1.3382344</w:t>
       </w:r>
     </w:p>
     <w:p>
@@ -2804,7 +2814,7 @@
         <w:rPr>
           <w:sz w:val="20"/>
         </w:rPr>
-        <w:t>26. Grimme S, Antony J, Ehrlich S, Krieg H (2010) A consistent and accurate ab initio parametrization of density functional dispersion correction (DFT-D) for the 94 elements H-Pu. J Chem Phys 132:154104. https://doi.org/10.1063/1.3382344</w:t>
+        <w:t>26. Prandini G, Marrazzo A, Castelli IE, Mounet N, Marzari N (2018) Precision and efficiency in solid-state pseudopotential calculations. npj Comput Mater 4:72. https://doi.org/10.1038/s41524-018-0127-2</w:t>
       </w:r>
     </w:p>
     <w:p>
@@ -2816,7 +2826,7 @@
         <w:rPr>
           <w:sz w:val="20"/>
         </w:rPr>
-        <w:t>27. Prandini G, Marrazzo A, Castelli IE, Mounet N, Marzari N (2018) Precision and efficiency in solid-state pseudopotential calculations. npj Comput Mater 4:72. https://doi.org/10.1038/s41524-018-0127-2</w:t>
+        <w:t>27. Marzari N, Vanderbilt D, De Vita A, Payne MC (1999) Thermal Contraction and Disordering of the Al(110) Surface. Phys Rev Lett 82:3296–3299. https://doi.org/10.1103/physrevlett.82.3296</w:t>
       </w:r>
     </w:p>
     <w:p>
@@ -2828,7 +2838,7 @@
         <w:rPr>
           <w:sz w:val="20"/>
         </w:rPr>
-        <w:t>28. Marzari N, Vanderbilt D, De Vita A, Payne MC (1999) Thermal Contraction and Disordering of the Al(110) Surface. Phys Rev Lett 82:3296–3299. https://doi.org/10.1103/physrevlett.82.3296</w:t>
+        <w:t>28. Pedregosa F, Varoquaux G, Gramfort A, Michel V, Thirion B, Grisel O, Blondel M, Prettenhofer P, Weiss R, Dubourg V et al (2011) Scikit-learn: machine learning in Python. J Mach Learn Res 12:2825–2830</w:t>
       </w:r>
     </w:p>
     <w:p>
@@ -2840,7 +2850,7 @@
         <w:rPr>
           <w:sz w:val="20"/>
         </w:rPr>
-        <w:t>29. Pedregosa F, Varoquaux G, Gramfort A, Michel V, Thirion B, Grisel O, Blondel M, Prettenhofer P, Weiss R, Dubourg V et al (2011) Scikit-learn: machine learning in Python. J Mach Learn Res 12:2825–2830</w:t>
+        <w:t>29. Cawley GC, Talbot NLC (2010) On over-fitting in model selection and subsequent selection bias in performance evaluation. J Mach Learn Res 11:2079–2107</w:t>
       </w:r>
     </w:p>
     <w:p>
@@ -2852,7 +2862,7 @@
         <w:rPr>
           <w:sz w:val="20"/>
         </w:rPr>
-        <w:t>30. Cawley GC, Talbot NLC (2010) On over-fitting in model selection and subsequent selection bias in performance evaluation. J Mach Learn Res 11:2079–2107</w:t>
+        <w:t>30. Rücker C, Rücker G, Meringer M (2007) y-Randomization and its variants in QSPR/QSAR. J Chem Inf Model 47:2345–2357. https://doi.org/10.1021/ci700157b</w:t>
       </w:r>
     </w:p>
     <w:p>
@@ -2864,7 +2874,7 @@
         <w:rPr>
           <w:sz w:val="20"/>
         </w:rPr>
-        <w:t>31. Rücker C, Rücker G, Meringer M (2007) y-Randomization and its variants in QSPR/QSAR. J Chem Inf Model 47:2345–2357. https://doi.org/10.1021/ci700157b</w:t>
+        <w:t>31. OECD (2007) Guidance document on the validation of (quantitative) structure-activity relationship [(Q)SAR] models. OECD Series on Testing and Assessment, No. 69. OECD Publishing, Paris. https://doi.org/10.1787/9789264085442-en</w:t>
       </w:r>
     </w:p>
     <w:p>
@@ -2876,7 +2886,7 @@
         <w:rPr>
           <w:sz w:val="20"/>
         </w:rPr>
-        <w:t>32. OECD (2007) Guidance document on the validation of (quantitative) structure-activity relationship [(Q)SAR] models. OECD Series on Testing and Assessment, No. 69. OECD Publishing, Paris. https://doi.org/10.1787/9789264085442-en</w:t>
+        <w:t>32. Gramatica P (2007) Principles of QSAR models validation: internal and external. QSAR Comb Sci 26:694–701. https://doi.org/10.1002/qsar.200610151</w:t>
       </w:r>
     </w:p>
     <w:p>
@@ -2888,19 +2898,7 @@
         <w:rPr>
           <w:sz w:val="20"/>
         </w:rPr>
-        <w:t>33. Gramatica P (2007) Principles of QSAR models validation: internal and external. QSAR Comb Sci 26:694–701. https://doi.org/10.1002/qsar.200610151</w:t>
-      </w:r>
-    </w:p>
-    <w:p>
-      <w:pPr>
-        <w:spacing w:after="60" w:line="276" w:lineRule="auto"/>
-        <w:ind w:left="454" w:hanging="454"/>
-      </w:pPr>
-      <w:r>
-        <w:rPr>
-          <w:sz w:val="20"/>
-        </w:rPr>
-        <w:t>34. Tropsha A (2010) Best practices for QSAR model development, validation, and exploitation. Mol Inform 29:476–488. https://doi.org/10.1002/minf.201000061</w:t>
+        <w:t>33. Tropsha A (2010) Best practices for QSAR model development, validation, and exploitation. Mol Inform 29:476–488. https://doi.org/10.1002/minf.201000061</w:t>
       </w:r>
     </w:p>
     <w:p>

--- a/manuscript/journal_package/Manuscript.docx
+++ b/manuscript/journal_package/Manuscript.docx
@@ -1028,7 +1028,7 @@
       </w:r>
       <w:r>
         <w:rPr/>
-        <w:t xml:space="preserve"> above the top poses (Fig. 2a, b; Table S4). All nine modes of each control fall within 0.45 kcal mol</w:t>
+        <w:t xml:space="preserve"> above the top poses (Fig. 2a, b; Table S4). All nine modes of each control fall within 0.46 kcal mol</w:t>
       </w:r>
       <w:r>
         <w:rPr>

--- a/manuscript/journal_package/Manuscript.docx
+++ b/manuscript/journal_package/Manuscript.docx
@@ -871,12 +871,13 @@
       </w:r>
     </w:p>
     <w:p>
-      <w:r>
-        <w:rPr>
-          <w:b/>
-          <w:highlight w:val="yellow"/>
-        </w:rPr>
-        <w:t>[AUTHOR TO COMPLETE BEFORE SUBMISSION: statement on the use of AI tools in this work, as required by the journal (Springer policy: use of large language models beyond copy editing must be documented in the Methods).]</w:t>
+      <w:pPr>
+        <w:ind w:firstLine="340"/>
+        <w:jc w:val="both"/>
+      </w:pPr>
+      <w:r>
+        <w:rPr/>
+        <w:t>The large language model Claude (Anthropic), used through the Claude Code interface, assisted in writing and debugging the scripts for the calculations, analyses, figures and independent re-checks of the results, in checking the references against Crossref, and in drafting and editing the text. The author designed the study, checked the code, results and text, and takes full responsibility for the content of this article.</w:t>
       </w:r>
     </w:p>
     <w:p>
